--- a/final project folder/admin/IDP_Proposal_revised_DRAFT.docx
+++ b/final project folder/admin/IDP_Proposal_revised_DRAFT.docx
@@ -767,7 +767,7 @@
     </w:p>
     <w:p>
       <w:r>
-        <w:t>Scope: (1) select a satellite water-mapping model by benchmarking geospatial foundation models (Prithvi-EO-2.0, TerraMind, DOFA, Clay, Satlas, DeCUR) against CNN/U-Net, including on an Indian flood unseen in training; (2) map every Sentinel-1 radar pass over the delta 2017-2026 into a flood atlas; (3) link the atlas to discharge at Naraj (per-pixel trigger discharge, tested on held-out years; design floods); (4) engineering impacts: people and facilities (structures), road cut-offs and critical links (transportation), river-bank screening for inspection and soil testing (geotechnical); (5) siren and river-sensor siting and a forecast-to-bulletin tool for the industry partner's platform.</w:t>
+        <w:t>Scope: (1) select a satellite water-mapping model by benchmarking geospatial foundation models (Prithvi-EO-2.0, TerraMind, DOFA, Clay, Satlas, DeCUR) against CNN/U-Net, including on an Indian flood unseen in training; (2) map every Sentinel-1 radar pass over the delta 2017-2026 into a flood atlas; (3) link the atlas to discharge at Naraj (per-pixel trigger discharge, tested on held-out years; design floods); (4) what each flood means for the department's specializations: road cut-offs and critical links (transportation), flood depth, masonry walls and bridge scour (structural), river banks and foundations on saturated ground (geotechnical), Bay of Bengal storms (ocean), work windows, earthwork and schedule (construction technology and management) and the watershed above the delta (water resources); (5) siren and river-sensor siting and a forecast-to-bulletin tool for the industry partner's platform.</w:t>
       </w:r>
     </w:p>
     <w:p>
